--- a/dosyalar/gunluk-plan/arapca-10-sinif-gunluk-plan.docx
+++ b/dosyalar/gunluk-plan/arapca-10-sinif-gunluk-plan.docx
@@ -1783,7 +1783,7 @@
                 <w:szCs w:val="28"/>
                 <w:rtl/>
               </w:rPr>
-              <w:t xml:space="preserve">لِمَاذَا تُسَافِرُ؟ · لِأَنَّ السَّفَرَ مُفِيدٌ</w:t>
+              <w:t xml:space="preserve">لِمَاذَا تُسَافِرُ؟ · لِأَنَّ السَّفَرَ مُفِيدٌ</w:t>
             </w:r>
           </w:p>
           <w:p>
@@ -1815,7 +1815,7 @@
                 <w:szCs w:val="28"/>
                 <w:rtl/>
               </w:rPr>
-              <w:t xml:space="preserve">بِالْقِطَارِ · بِالطَّائِرَةِ · بِالْحَافِلَةِ</w:t>
+              <w:t xml:space="preserve">بِالْقِطَارِ · بِالطَّائِرَةِ · بِالْحَافِلَةِ</w:t>
             </w:r>
           </w:p>
           <w:p>
@@ -1879,7 +1879,7 @@
                 <w:szCs w:val="28"/>
                 <w:rtl/>
               </w:rPr>
-              <w:t xml:space="preserve">فِي الْبِدَايَةِ · بَعْدَ ذَلِكَ · فِي النِّهَايَةِ</w:t>
+              <w:t xml:space="preserve">فِي البِدَايَةِ · بَعْدَ ذَلِكَ · فِي النِّهَايَةِ</w:t>
             </w:r>
           </w:p>
           <w:p>
@@ -2488,7 +2488,7 @@
                 <w:szCs w:val="27"/>
                 <w:rtl/>
               </w:rPr>
-              <w:t xml:space="preserve">مَحَطَّةٌ</w:t>
+              <w:t xml:space="preserve">مَحَطَّةٌ</w:t>
             </w:r>
           </w:p>
         </w:tc>
@@ -2684,7 +2684,7 @@
                 <w:szCs w:val="27"/>
                 <w:rtl/>
               </w:rPr>
-              <w:t xml:space="preserve">سَيَّارَةٌ</w:t>
+              <w:t xml:space="preserve">سَيَّارَةٌ</w:t>
             </w:r>
           </w:p>
         </w:tc>
@@ -3369,7 +3369,7 @@
                 <w:szCs w:val="28"/>
                 <w:rtl/>
               </w:rPr>
-              <w:t xml:space="preserve">كَيْفَ تُسَافِرُ إِلَى إِسْطَنْبُولَ</w:t>
+              <w:t xml:space="preserve">كَيْف تُسَافِرُ إِلَى إِسْطَنْبُول</w:t>
             </w:r>
           </w:p>
           <w:p>
@@ -3573,7 +3573,7 @@
                 <w:szCs w:val="28"/>
                 <w:rtl/>
               </w:rPr>
-              <w:t xml:space="preserve">مَا هَذِهِ الْوَسِيلَةُ؟ · بِمَاذَا تَذْهَبُ إِلَى الْمَدْرَسَةِ</w:t>
+              <w:t xml:space="preserve">مَا هَذِهِ الوَسِيلَةُ؟ · بِمَاذَا تَذْهَبُ إِلَى المَدْرَسَةِ</w:t>
             </w:r>
           </w:p>
           <w:p>
@@ -3698,7 +3698,7 @@
                 <w:szCs w:val="32"/>
                 <w:rtl/>
               </w:rPr>
-              <w:t xml:space="preserve">رِحْلَتِي إِلَى إِسْطَنْبُولَ</w:t>
+              <w:t xml:space="preserve">رِحْلَتِي إِلَى إِسْطَنْبُول</w:t>
             </w:r>
           </w:p>
           <w:p>
@@ -3716,7 +3716,7 @@
                 <w:szCs w:val="29"/>
                 <w:rtl/>
               </w:rPr>
-              <w:t xml:space="preserve">أُحِبُّ السَّفَرَ كَثِيرًا؛ لِأَنَّ السَّفَرَ يُعَلِّمُنَا أَشْيَاءَ جَدِيدَةً.</w:t>
+              <w:t xml:space="preserve">أُحِبُّ السَّفَرَ كَثِيرًا؛ لِأَنَّ السَّفَرَ يُعَلِّمُنَا أَشْيَاءَ جَدِيدَةً.</w:t>
             </w:r>
           </w:p>
           <w:p>
@@ -3734,7 +3734,7 @@
                 <w:szCs w:val="29"/>
                 <w:rtl/>
               </w:rPr>
-              <w:t xml:space="preserve">فِي الْعُطْلَةِ الْمَاضِيَةِ سَافَرْتُ إِلَى إِسْطَنْبُولَ بِالْقِطَارِ مَعَ أُسْرَتِي.</w:t>
+              <w:t xml:space="preserve">فِي العُطْلَةِ المَاضِيَةِ سَافَرْتُ إِلَى إِسْطَنْبُول بِالْقِطَارِ مَعَ أُسْرَتِي.</w:t>
             </w:r>
           </w:p>
           <w:p>
@@ -3752,7 +3752,7 @@
                 <w:szCs w:val="29"/>
                 <w:rtl/>
               </w:rPr>
-              <w:t xml:space="preserve">فِي الْبِدَايَةِ ذَهَبْنَا إِلَى الْمَحَطَّةِ وَاشْتَرَيْنَا التَّذَاكِرَ.</w:t>
+              <w:t xml:space="preserve">فِي البِدَايَةِ ذَهَبْنَا إِلَى المَحَطَّةِ وَاشْتَرَيْنَا التَّذَاكِرَ.</w:t>
             </w:r>
           </w:p>
           <w:p>
@@ -3770,7 +3770,7 @@
                 <w:szCs w:val="29"/>
                 <w:rtl/>
               </w:rPr>
-              <w:t xml:space="preserve">بَعْدَ ذَلِكَ حَمَلْنَا الْحَقَائِبَ وَرَكِبْنَا الْقِطَارَ.</w:t>
+              <w:t xml:space="preserve">بَعْدَ ذَلِكَ حَمَلْنَا الحَقَائِبَ وَرَكِبْنَا القِطَارَ.</w:t>
             </w:r>
           </w:p>
           <w:p>
@@ -3788,7 +3788,7 @@
                 <w:szCs w:val="29"/>
                 <w:rtl/>
               </w:rPr>
-              <w:t xml:space="preserve">إِسْطَنْبُولُ مِنْ أَشْهَرِ الْمُدُنِ فِي الْعَالَمِ وَفِيهَا مَسَاجِدُ جَمِيلَةٌ.</w:t>
+              <w:t xml:space="preserve">إِسْطَنْبُول مِنْ أَشْهَرِ المُدُنِ فِي العَالَمِ وَفِيهَا مَسَاجِدُ جَمِيلَةٌ.</w:t>
             </w:r>
           </w:p>
           <w:p>
@@ -3806,7 +3806,7 @@
                 <w:szCs w:val="29"/>
                 <w:rtl/>
               </w:rPr>
-              <w:t xml:space="preserve">حَجَزْنَا غُرْفَةً فِي فُنْدُقٍ قَرِيبٍ مِنَ الْبَحْرِ.</w:t>
+              <w:t xml:space="preserve">حَجَزْنَا غُرْفَةً فِي فُنْدُقٍ قَرِيبٍ مِن البَحْرِ.</w:t>
             </w:r>
           </w:p>
           <w:p>
@@ -3824,7 +3824,7 @@
                 <w:szCs w:val="29"/>
                 <w:rtl/>
               </w:rPr>
-              <w:t xml:space="preserve">فِي النِّهَايَةِ رَجَعْنَا إِلَى مَدِينَتِنَا وَنَحْنُ سُعَدَاءُ.</w:t>
+              <w:t xml:space="preserve">فِي النِّهَايَةِ رَجَعْنَا إِلَى مَدِينَتِنَا وَنَحْنُ سُعَدَاءُ.</w:t>
             </w:r>
           </w:p>
         </w:tc>
@@ -3934,7 +3934,7 @@
           <w:szCs w:val="28"/>
           <w:rtl/>
         </w:rPr>
-        <w:t xml:space="preserve">بِمَاذَا سَافَرَ الْكَاتِبُ</w:t>
+        <w:t xml:space="preserve">بِمَاذَا سَافَرَ الكَاتِبُ</w:t>
       </w:r>
     </w:p>
     <w:p>
@@ -3966,7 +3966,7 @@
           <w:szCs w:val="28"/>
           <w:rtl/>
         </w:rPr>
-        <w:t xml:space="preserve">لِمَاذَا يُحِبُّ السَّفَرَ</w:t>
+        <w:t xml:space="preserve">لِمَاذَا يُحِبُّ السَّفَرَ</w:t>
       </w:r>
     </w:p>
     <w:p>
@@ -4107,7 +4107,7 @@
                 <w:szCs w:val="32"/>
                 <w:rtl/>
               </w:rPr>
-              <w:t xml:space="preserve">فِي شُبَّاكِ التَّذَاكِرِ</w:t>
+              <w:t xml:space="preserve">فِي شُبَّاكِ التَّذَاكِرِ</w:t>
             </w:r>
           </w:p>
           <w:p>
@@ -4125,7 +4125,7 @@
                 <w:szCs w:val="29"/>
                 <w:rtl/>
               </w:rPr>
-              <w:t xml:space="preserve">ـ مِنْ فَضْلِكَ، أُرِيدُ تَذْكِرَةً إِلَى أَنْقَرَةَ.</w:t>
+              <w:t xml:space="preserve">ـ مِنْ فَضْلِكَ، أُرِيدُ تَذْكِرَةً إِلَى أَنْقَرَة.</w:t>
             </w:r>
           </w:p>
           <w:p>
@@ -4161,7 +4161,7 @@
                 <w:szCs w:val="29"/>
                 <w:rtl/>
               </w:rPr>
-              <w:t xml:space="preserve">ـ بِالْقِطَارِ. كَمِ الثَّمَنُ؟</w:t>
+              <w:t xml:space="preserve">ـ بِالْقِطَارِ. كَم الثَّمَنُ؟</w:t>
             </w:r>
           </w:p>
           <w:p>
@@ -4179,7 +4179,7 @@
                 <w:szCs w:val="29"/>
                 <w:rtl/>
               </w:rPr>
-              <w:t xml:space="preserve">ـ مِائَتَانِ وَخَمْسُونَ لِيرَةً. تَفَضَّلْ.</w:t>
+              <w:t xml:space="preserve">ـ مِائَتَانِ وَخَمْسُونَ لِيرَةً. تَفَضَّلْ.</w:t>
             </w:r>
           </w:p>
         </w:tc>
@@ -4415,7 +4415,7 @@
           <w:szCs w:val="28"/>
           <w:rtl/>
         </w:rPr>
-        <w:t xml:space="preserve">نُسَافِرُ بِالْقِطَارِ؛ لِأَنَّهُ أَرْخَصُ وَأَرْيَحُ</w:t>
+        <w:t xml:space="preserve">نُسَافِرُ بِالْقِطَارِ؛ لِأَنَّهُ أَرْخَصُ وَأَرْيَحُ</w:t>
       </w:r>
     </w:p>
     <w:p>
@@ -4447,7 +4447,7 @@
           <w:szCs w:val="28"/>
           <w:rtl/>
         </w:rPr>
-        <w:t xml:space="preserve">فِي الْيَوْمِ الْأَوَّلِ نَزُورُ الْمَتْحَفَ</w:t>
+        <w:t xml:space="preserve">فِي اليَوْمِ الأَوَّلِ نَزُورُ المَتْحَفَ</w:t>
       </w:r>
     </w:p>
     <w:p>
@@ -4635,7 +4635,7 @@
                 <w:szCs w:val="28"/>
                 <w:rtl/>
               </w:rPr>
-              <w:t xml:space="preserve">سَافَرْتُ بِالْقِطَارِ؛ لِأَنَّهُ أَسْرَعُ</w:t>
+              <w:t xml:space="preserve">سَافَرْتُ بِالْقِطَارِ؛ لِأَنَّهُ أَسْرَعُ</w:t>
             </w:r>
           </w:p>
           <w:p>
@@ -5673,7 +5673,7 @@
                 <w:szCs w:val="28"/>
                 <w:rtl/>
               </w:rPr>
-              <w:t xml:space="preserve">اَلطَّائِرَةُ أَسْرَعُ مِنَ الْقِطَارِ، وَلَكِنَّهَا أَغْلَى</w:t>
+              <w:t xml:space="preserve">اَلطَّائِرَةُ أَسْرَعُ مِن القِطَارِ، وَلَكِنَّهَا أَغْلَى</w:t>
             </w:r>
           </w:p>
           <w:p>

--- a/dosyalar/gunluk-plan/arapca-10-sinif-gunluk-plan.docx
+++ b/dosyalar/gunluk-plan/arapca-10-sinif-gunluk-plan.docx
@@ -1775,7 +1775,7 @@
             </w:r>
             <w:r>
               <w:rPr>
-                <w:rFonts w:ascii="Markazi Text" w:cs="Markazi Text" w:eastAsia="Markazi Text" w:hAnsi="Markazi Text"/>
+                <w:rFonts w:ascii="Arakom" w:cs="Arakom" w:eastAsia="Arakom" w:hAnsi="Arakom"/>
                 <w:b w:val="false"/>
                 <w:bCs w:val="false"/>
                 <w:color w:val="111111"/>
@@ -1807,7 +1807,7 @@
             </w:r>
             <w:r>
               <w:rPr>
-                <w:rFonts w:ascii="Markazi Text" w:cs="Markazi Text" w:eastAsia="Markazi Text" w:hAnsi="Markazi Text"/>
+                <w:rFonts w:ascii="Arakom" w:cs="Arakom" w:eastAsia="Arakom" w:hAnsi="Arakom"/>
                 <w:b w:val="false"/>
                 <w:bCs w:val="false"/>
                 <w:color w:val="111111"/>
@@ -1839,7 +1839,7 @@
             </w:r>
             <w:r>
               <w:rPr>
-                <w:rFonts w:ascii="Markazi Text" w:cs="Markazi Text" w:eastAsia="Markazi Text" w:hAnsi="Markazi Text"/>
+                <w:rFonts w:ascii="Arakom" w:cs="Arakom" w:eastAsia="Arakom" w:hAnsi="Arakom"/>
                 <w:b w:val="false"/>
                 <w:bCs w:val="false"/>
                 <w:color w:val="111111"/>
@@ -1871,7 +1871,7 @@
             </w:r>
             <w:r>
               <w:rPr>
-                <w:rFonts w:ascii="Markazi Text" w:cs="Markazi Text" w:eastAsia="Markazi Text" w:hAnsi="Markazi Text"/>
+                <w:rFonts w:ascii="Arakom" w:cs="Arakom" w:eastAsia="Arakom" w:hAnsi="Arakom"/>
                 <w:b w:val="false"/>
                 <w:bCs w:val="false"/>
                 <w:color w:val="111111"/>
@@ -1903,7 +1903,7 @@
             </w:r>
             <w:r>
               <w:rPr>
-                <w:rFonts w:ascii="Markazi Text" w:cs="Markazi Text" w:eastAsia="Markazi Text" w:hAnsi="Markazi Text"/>
+                <w:rFonts w:ascii="Arakom" w:cs="Arakom" w:eastAsia="Arakom" w:hAnsi="Arakom"/>
                 <w:b w:val="false"/>
                 <w:bCs w:val="false"/>
                 <w:color w:val="111111"/>
@@ -1935,7 +1935,7 @@
             </w:r>
             <w:r>
               <w:rPr>
-                <w:rFonts w:ascii="Markazi Text" w:cs="Markazi Text" w:eastAsia="Markazi Text" w:hAnsi="Markazi Text"/>
+                <w:rFonts w:ascii="Arakom" w:cs="Arakom" w:eastAsia="Arakom" w:hAnsi="Arakom"/>
                 <w:b w:val="false"/>
                 <w:bCs w:val="false"/>
                 <w:color w:val="111111"/>
@@ -2160,7 +2160,7 @@
             </w:pPr>
             <w:r>
               <w:rPr>
-                <w:rFonts w:ascii="Markazi Text" w:cs="Markazi Text" w:eastAsia="Markazi Text" w:hAnsi="Markazi Text"/>
+                <w:rFonts w:ascii="Arakom" w:cs="Arakom" w:eastAsia="Arakom" w:hAnsi="Arakom"/>
                 <w:b w:val="false"/>
                 <w:bCs w:val="false"/>
                 <w:color w:val="111111"/>
@@ -2222,7 +2222,7 @@
             </w:pPr>
             <w:r>
               <w:rPr>
-                <w:rFonts w:ascii="Markazi Text" w:cs="Markazi Text" w:eastAsia="Markazi Text" w:hAnsi="Markazi Text"/>
+                <w:rFonts w:ascii="Arakom" w:cs="Arakom" w:eastAsia="Arakom" w:hAnsi="Arakom"/>
                 <w:b w:val="false"/>
                 <w:bCs w:val="false"/>
                 <w:color w:val="111111"/>
@@ -2289,7 +2289,7 @@
             </w:pPr>
             <w:r>
               <w:rPr>
-                <w:rFonts w:ascii="Markazi Text" w:cs="Markazi Text" w:eastAsia="Markazi Text" w:hAnsi="Markazi Text"/>
+                <w:rFonts w:ascii="Arakom" w:cs="Arakom" w:eastAsia="Arakom" w:hAnsi="Arakom"/>
                 <w:b w:val="false"/>
                 <w:bCs w:val="false"/>
                 <w:color w:val="111111"/>
@@ -2351,7 +2351,7 @@
             </w:pPr>
             <w:r>
               <w:rPr>
-                <w:rFonts w:ascii="Markazi Text" w:cs="Markazi Text" w:eastAsia="Markazi Text" w:hAnsi="Markazi Text"/>
+                <w:rFonts w:ascii="Arakom" w:cs="Arakom" w:eastAsia="Arakom" w:hAnsi="Arakom"/>
                 <w:b w:val="false"/>
                 <w:bCs w:val="false"/>
                 <w:color w:val="111111"/>
@@ -2418,7 +2418,7 @@
             </w:pPr>
             <w:r>
               <w:rPr>
-                <w:rFonts w:ascii="Markazi Text" w:cs="Markazi Text" w:eastAsia="Markazi Text" w:hAnsi="Markazi Text"/>
+                <w:rFonts w:ascii="Arakom" w:cs="Arakom" w:eastAsia="Arakom" w:hAnsi="Arakom"/>
                 <w:b w:val="false"/>
                 <w:bCs w:val="false"/>
                 <w:color w:val="111111"/>
@@ -2480,7 +2480,7 @@
             </w:pPr>
             <w:r>
               <w:rPr>
-                <w:rFonts w:ascii="Markazi Text" w:cs="Markazi Text" w:eastAsia="Markazi Text" w:hAnsi="Markazi Text"/>
+                <w:rFonts w:ascii="Arakom" w:cs="Arakom" w:eastAsia="Arakom" w:hAnsi="Arakom"/>
                 <w:b w:val="false"/>
                 <w:bCs w:val="false"/>
                 <w:color w:val="111111"/>
@@ -2547,7 +2547,7 @@
             </w:pPr>
             <w:r>
               <w:rPr>
-                <w:rFonts w:ascii="Markazi Text" w:cs="Markazi Text" w:eastAsia="Markazi Text" w:hAnsi="Markazi Text"/>
+                <w:rFonts w:ascii="Arakom" w:cs="Arakom" w:eastAsia="Arakom" w:hAnsi="Arakom"/>
                 <w:b w:val="false"/>
                 <w:bCs w:val="false"/>
                 <w:color w:val="111111"/>
@@ -2609,7 +2609,7 @@
             </w:pPr>
             <w:r>
               <w:rPr>
-                <w:rFonts w:ascii="Markazi Text" w:cs="Markazi Text" w:eastAsia="Markazi Text" w:hAnsi="Markazi Text"/>
+                <w:rFonts w:ascii="Arakom" w:cs="Arakom" w:eastAsia="Arakom" w:hAnsi="Arakom"/>
                 <w:b w:val="false"/>
                 <w:bCs w:val="false"/>
                 <w:color w:val="111111"/>
@@ -2676,7 +2676,7 @@
             </w:pPr>
             <w:r>
               <w:rPr>
-                <w:rFonts w:ascii="Markazi Text" w:cs="Markazi Text" w:eastAsia="Markazi Text" w:hAnsi="Markazi Text"/>
+                <w:rFonts w:ascii="Arakom" w:cs="Arakom" w:eastAsia="Arakom" w:hAnsi="Arakom"/>
                 <w:b w:val="false"/>
                 <w:bCs w:val="false"/>
                 <w:color w:val="111111"/>
@@ -2738,7 +2738,7 @@
             </w:pPr>
             <w:r>
               <w:rPr>
-                <w:rFonts w:ascii="Markazi Text" w:cs="Markazi Text" w:eastAsia="Markazi Text" w:hAnsi="Markazi Text"/>
+                <w:rFonts w:ascii="Arakom" w:cs="Arakom" w:eastAsia="Arakom" w:hAnsi="Arakom"/>
                 <w:b w:val="false"/>
                 <w:bCs w:val="false"/>
                 <w:color w:val="111111"/>
@@ -2805,7 +2805,7 @@
             </w:pPr>
             <w:r>
               <w:rPr>
-                <w:rFonts w:ascii="Markazi Text" w:cs="Markazi Text" w:eastAsia="Markazi Text" w:hAnsi="Markazi Text"/>
+                <w:rFonts w:ascii="Arakom" w:cs="Arakom" w:eastAsia="Arakom" w:hAnsi="Arakom"/>
                 <w:b w:val="false"/>
                 <w:bCs w:val="false"/>
                 <w:color w:val="111111"/>
@@ -2867,7 +2867,7 @@
             </w:pPr>
             <w:r>
               <w:rPr>
-                <w:rFonts w:ascii="Markazi Text" w:cs="Markazi Text" w:eastAsia="Markazi Text" w:hAnsi="Markazi Text"/>
+                <w:rFonts w:ascii="Arakom" w:cs="Arakom" w:eastAsia="Arakom" w:hAnsi="Arakom"/>
                 <w:b w:val="false"/>
                 <w:bCs w:val="false"/>
                 <w:color w:val="111111"/>
@@ -2934,7 +2934,7 @@
             </w:pPr>
             <w:r>
               <w:rPr>
-                <w:rFonts w:ascii="Markazi Text" w:cs="Markazi Text" w:eastAsia="Markazi Text" w:hAnsi="Markazi Text"/>
+                <w:rFonts w:ascii="Arakom" w:cs="Arakom" w:eastAsia="Arakom" w:hAnsi="Arakom"/>
                 <w:b w:val="false"/>
                 <w:bCs w:val="false"/>
                 <w:color w:val="111111"/>
@@ -2996,7 +2996,7 @@
             </w:pPr>
             <w:r>
               <w:rPr>
-                <w:rFonts w:ascii="Markazi Text" w:cs="Markazi Text" w:eastAsia="Markazi Text" w:hAnsi="Markazi Text"/>
+                <w:rFonts w:ascii="Arakom" w:cs="Arakom" w:eastAsia="Arakom" w:hAnsi="Arakom"/>
                 <w:b w:val="false"/>
                 <w:bCs w:val="false"/>
                 <w:color w:val="111111"/>
@@ -3063,7 +3063,7 @@
             </w:pPr>
             <w:r>
               <w:rPr>
-                <w:rFonts w:ascii="Markazi Text" w:cs="Markazi Text" w:eastAsia="Markazi Text" w:hAnsi="Markazi Text"/>
+                <w:rFonts w:ascii="Arakom" w:cs="Arakom" w:eastAsia="Arakom" w:hAnsi="Arakom"/>
                 <w:b w:val="false"/>
                 <w:bCs w:val="false"/>
                 <w:color w:val="111111"/>
@@ -3125,7 +3125,7 @@
             </w:pPr>
             <w:r>
               <w:rPr>
-                <w:rFonts w:ascii="Markazi Text" w:cs="Markazi Text" w:eastAsia="Markazi Text" w:hAnsi="Markazi Text"/>
+                <w:rFonts w:ascii="Arakom" w:cs="Arakom" w:eastAsia="Arakom" w:hAnsi="Arakom"/>
                 <w:b w:val="false"/>
                 <w:bCs w:val="false"/>
                 <w:color w:val="111111"/>
@@ -3361,7 +3361,7 @@
             </w:r>
             <w:r>
               <w:rPr>
-                <w:rFonts w:ascii="Markazi Text" w:cs="Markazi Text" w:eastAsia="Markazi Text" w:hAnsi="Markazi Text"/>
+                <w:rFonts w:ascii="Arakom" w:cs="Arakom" w:eastAsia="Arakom" w:hAnsi="Arakom"/>
                 <w:b w:val="false"/>
                 <w:bCs w:val="false"/>
                 <w:color w:val="111111"/>
@@ -3565,7 +3565,7 @@
             </w:r>
             <w:r>
               <w:rPr>
-                <w:rFonts w:ascii="Markazi Text" w:cs="Markazi Text" w:eastAsia="Markazi Text" w:hAnsi="Markazi Text"/>
+                <w:rFonts w:ascii="Arakom" w:cs="Arakom" w:eastAsia="Arakom" w:hAnsi="Arakom"/>
                 <w:b w:val="false"/>
                 <w:bCs w:val="false"/>
                 <w:color w:val="111111"/>
@@ -3690,7 +3690,7 @@
             </w:pPr>
             <w:r>
               <w:rPr>
-                <w:rFonts w:ascii="Markazi Text" w:cs="Markazi Text" w:eastAsia="Markazi Text" w:hAnsi="Markazi Text"/>
+                <w:rFonts w:ascii="Arakom" w:cs="Arakom" w:eastAsia="Arakom" w:hAnsi="Arakom"/>
                 <w:b/>
                 <w:bCs/>
                 <w:color w:val="111111"/>
@@ -3708,7 +3708,7 @@
             </w:pPr>
             <w:r>
               <w:rPr>
-                <w:rFonts w:ascii="Markazi Text" w:cs="Markazi Text" w:eastAsia="Markazi Text" w:hAnsi="Markazi Text"/>
+                <w:rFonts w:ascii="Arakom" w:cs="Arakom" w:eastAsia="Arakom" w:hAnsi="Arakom"/>
                 <w:b w:val="false"/>
                 <w:bCs w:val="false"/>
                 <w:color w:val="111111"/>
@@ -3726,7 +3726,7 @@
             </w:pPr>
             <w:r>
               <w:rPr>
-                <w:rFonts w:ascii="Markazi Text" w:cs="Markazi Text" w:eastAsia="Markazi Text" w:hAnsi="Markazi Text"/>
+                <w:rFonts w:ascii="Arakom" w:cs="Arakom" w:eastAsia="Arakom" w:hAnsi="Arakom"/>
                 <w:b w:val="false"/>
                 <w:bCs w:val="false"/>
                 <w:color w:val="111111"/>
@@ -3744,7 +3744,7 @@
             </w:pPr>
             <w:r>
               <w:rPr>
-                <w:rFonts w:ascii="Markazi Text" w:cs="Markazi Text" w:eastAsia="Markazi Text" w:hAnsi="Markazi Text"/>
+                <w:rFonts w:ascii="Arakom" w:cs="Arakom" w:eastAsia="Arakom" w:hAnsi="Arakom"/>
                 <w:b w:val="false"/>
                 <w:bCs w:val="false"/>
                 <w:color w:val="111111"/>
@@ -3762,7 +3762,7 @@
             </w:pPr>
             <w:r>
               <w:rPr>
-                <w:rFonts w:ascii="Markazi Text" w:cs="Markazi Text" w:eastAsia="Markazi Text" w:hAnsi="Markazi Text"/>
+                <w:rFonts w:ascii="Arakom" w:cs="Arakom" w:eastAsia="Arakom" w:hAnsi="Arakom"/>
                 <w:b w:val="false"/>
                 <w:bCs w:val="false"/>
                 <w:color w:val="111111"/>
@@ -3780,7 +3780,7 @@
             </w:pPr>
             <w:r>
               <w:rPr>
-                <w:rFonts w:ascii="Markazi Text" w:cs="Markazi Text" w:eastAsia="Markazi Text" w:hAnsi="Markazi Text"/>
+                <w:rFonts w:ascii="Arakom" w:cs="Arakom" w:eastAsia="Arakom" w:hAnsi="Arakom"/>
                 <w:b w:val="false"/>
                 <w:bCs w:val="false"/>
                 <w:color w:val="111111"/>
@@ -3798,7 +3798,7 @@
             </w:pPr>
             <w:r>
               <w:rPr>
-                <w:rFonts w:ascii="Markazi Text" w:cs="Markazi Text" w:eastAsia="Markazi Text" w:hAnsi="Markazi Text"/>
+                <w:rFonts w:ascii="Arakom" w:cs="Arakom" w:eastAsia="Arakom" w:hAnsi="Arakom"/>
                 <w:b w:val="false"/>
                 <w:bCs w:val="false"/>
                 <w:color w:val="111111"/>
@@ -3816,7 +3816,7 @@
             </w:pPr>
             <w:r>
               <w:rPr>
-                <w:rFonts w:ascii="Markazi Text" w:cs="Markazi Text" w:eastAsia="Markazi Text" w:hAnsi="Markazi Text"/>
+                <w:rFonts w:ascii="Arakom" w:cs="Arakom" w:eastAsia="Arakom" w:hAnsi="Arakom"/>
                 <w:b w:val="false"/>
                 <w:bCs w:val="false"/>
                 <w:color w:val="111111"/>
@@ -3926,7 +3926,7 @@
       </w:r>
       <w:r>
         <w:rPr>
-          <w:rFonts w:ascii="Markazi Text" w:cs="Markazi Text" w:eastAsia="Markazi Text" w:hAnsi="Markazi Text"/>
+          <w:rFonts w:ascii="Arakom" w:cs="Arakom" w:eastAsia="Arakom" w:hAnsi="Arakom"/>
           <w:b w:val="false"/>
           <w:bCs w:val="false"/>
           <w:color w:val="111111"/>
@@ -3958,7 +3958,7 @@
       </w:r>
       <w:r>
         <w:rPr>
-          <w:rFonts w:ascii="Markazi Text" w:cs="Markazi Text" w:eastAsia="Markazi Text" w:hAnsi="Markazi Text"/>
+          <w:rFonts w:ascii="Arakom" w:cs="Arakom" w:eastAsia="Arakom" w:hAnsi="Arakom"/>
           <w:b w:val="false"/>
           <w:bCs w:val="false"/>
           <w:color w:val="111111"/>
@@ -4099,7 +4099,7 @@
             </w:pPr>
             <w:r>
               <w:rPr>
-                <w:rFonts w:ascii="Markazi Text" w:cs="Markazi Text" w:eastAsia="Markazi Text" w:hAnsi="Markazi Text"/>
+                <w:rFonts w:ascii="Arakom" w:cs="Arakom" w:eastAsia="Arakom" w:hAnsi="Arakom"/>
                 <w:b/>
                 <w:bCs/>
                 <w:color w:val="111111"/>
@@ -4117,7 +4117,7 @@
             </w:pPr>
             <w:r>
               <w:rPr>
-                <w:rFonts w:ascii="Markazi Text" w:cs="Markazi Text" w:eastAsia="Markazi Text" w:hAnsi="Markazi Text"/>
+                <w:rFonts w:ascii="Arakom" w:cs="Arakom" w:eastAsia="Arakom" w:hAnsi="Arakom"/>
                 <w:b w:val="false"/>
                 <w:bCs w:val="false"/>
                 <w:color w:val="111111"/>
@@ -4135,7 +4135,7 @@
             </w:pPr>
             <w:r>
               <w:rPr>
-                <w:rFonts w:ascii="Markazi Text" w:cs="Markazi Text" w:eastAsia="Markazi Text" w:hAnsi="Markazi Text"/>
+                <w:rFonts w:ascii="Arakom" w:cs="Arakom" w:eastAsia="Arakom" w:hAnsi="Arakom"/>
                 <w:b w:val="false"/>
                 <w:bCs w:val="false"/>
                 <w:color w:val="111111"/>
@@ -4153,7 +4153,7 @@
             </w:pPr>
             <w:r>
               <w:rPr>
-                <w:rFonts w:ascii="Markazi Text" w:cs="Markazi Text" w:eastAsia="Markazi Text" w:hAnsi="Markazi Text"/>
+                <w:rFonts w:ascii="Arakom" w:cs="Arakom" w:eastAsia="Arakom" w:hAnsi="Arakom"/>
                 <w:b w:val="false"/>
                 <w:bCs w:val="false"/>
                 <w:color w:val="111111"/>
@@ -4171,7 +4171,7 @@
             </w:pPr>
             <w:r>
               <w:rPr>
-                <w:rFonts w:ascii="Markazi Text" w:cs="Markazi Text" w:eastAsia="Markazi Text" w:hAnsi="Markazi Text"/>
+                <w:rFonts w:ascii="Arakom" w:cs="Arakom" w:eastAsia="Arakom" w:hAnsi="Arakom"/>
                 <w:b w:val="false"/>
                 <w:bCs w:val="false"/>
                 <w:color w:val="111111"/>
@@ -4262,7 +4262,7 @@
       </w:r>
       <w:r>
         <w:rPr>
-          <w:rFonts w:ascii="Markazi Text" w:cs="Markazi Text" w:eastAsia="Markazi Text" w:hAnsi="Markazi Text"/>
+          <w:rFonts w:ascii="Arakom" w:cs="Arakom" w:eastAsia="Arakom" w:hAnsi="Arakom"/>
           <w:b w:val="false"/>
           <w:bCs w:val="false"/>
           <w:color w:val="111111"/>
@@ -4407,7 +4407,7 @@
       </w:r>
       <w:r>
         <w:rPr>
-          <w:rFonts w:ascii="Markazi Text" w:cs="Markazi Text" w:eastAsia="Markazi Text" w:hAnsi="Markazi Text"/>
+          <w:rFonts w:ascii="Arakom" w:cs="Arakom" w:eastAsia="Arakom" w:hAnsi="Arakom"/>
           <w:b w:val="false"/>
           <w:bCs w:val="false"/>
           <w:color w:val="111111"/>
@@ -4439,7 +4439,7 @@
       </w:r>
       <w:r>
         <w:rPr>
-          <w:rFonts w:ascii="Markazi Text" w:cs="Markazi Text" w:eastAsia="Markazi Text" w:hAnsi="Markazi Text"/>
+          <w:rFonts w:ascii="Arakom" w:cs="Arakom" w:eastAsia="Arakom" w:hAnsi="Arakom"/>
           <w:b w:val="false"/>
           <w:bCs w:val="false"/>
           <w:color w:val="111111"/>
@@ -4627,7 +4627,7 @@
             </w:r>
             <w:r>
               <w:rPr>
-                <w:rFonts w:ascii="Markazi Text" w:cs="Markazi Text" w:eastAsia="Markazi Text" w:hAnsi="Markazi Text"/>
+                <w:rFonts w:ascii="Arakom" w:cs="Arakom" w:eastAsia="Arakom" w:hAnsi="Arakom"/>
                 <w:b w:val="false"/>
                 <w:bCs w:val="false"/>
                 <w:color w:val="111111"/>
@@ -5665,7 +5665,7 @@
             </w:r>
             <w:r>
               <w:rPr>
-                <w:rFonts w:ascii="Markazi Text" w:cs="Markazi Text" w:eastAsia="Markazi Text" w:hAnsi="Markazi Text"/>
+                <w:rFonts w:ascii="Arakom" w:cs="Arakom" w:eastAsia="Arakom" w:hAnsi="Arakom"/>
                 <w:b w:val="false"/>
                 <w:bCs w:val="false"/>
                 <w:color w:val="111111"/>
